--- a/materials/labs/out/IDB201_Lab5.docx
+++ b/materials/labs/out/IDB201_Lab5.docx
@@ -1082,7 +1082,16 @@
         <w:spacing w:after="60"/>
       </w:pPr>
       <w:r>
-        <w:t xml:space="preserve">A precedence graph has an edge Ti → Tj for each pair of conflicting operations where Ti's operation comes first (DSC §17.6).</w:t>
+        <w:t xml:space="preserve">A precedence graph has an edge Ti </w:t>
+      </w:r>
+      <w:r>
+        <w:rPr>
+          <w:rFonts w:ascii="Cambria Math" w:cs="Cambria Math" w:eastAsia="Cambria Math" w:hAnsi="Cambria Math"/>
+        </w:rPr>
+        <w:t xml:space="preserve">→</w:t>
+      </w:r>
+      <w:r>
+        <w:t xml:space="preserve"> Tj for each pair of conflicting operations where Ti's operation comes first (DSC §17.6).</w:t>
       </w:r>
     </w:p>
     <w:p>
@@ -1768,7 +1777,13 @@
               <w:spacing w:after="40"/>
             </w:pPr>
             <w:r>
-              <w:t xml:space="preserve">−0.4 per missing case</w:t>
+              <w:rPr>
+                <w:rFonts w:ascii="Cambria Math" w:cs="Cambria Math" w:eastAsia="Cambria Math" w:hAnsi="Cambria Math"/>
+              </w:rPr>
+              <w:t xml:space="preserve">−</w:t>
+            </w:r>
+            <w:r>
+              <w:t xml:space="preserve">0.4 per missing case</w:t>
             </w:r>
           </w:p>
         </w:tc>
@@ -2840,7 +2855,16 @@
         <w:spacing w:after="60"/>
       </w:pPr>
       <w:r>
-        <w:t xml:space="preserve">Break-even: each key lookup costs about 3 page reads (height of the clustered index), so the index pays off only while 3 × rows &lt; about 6,085 pages, i.e. for roughly 2,000 rows (1% of the table). This matches the DSC observation that a secondary index on a non-key can be worse than a linear scan (A4 versus A1).</w:t>
+        <w:t xml:space="preserve">Break-even: each key lookup costs about 3 page reads (height of the clustered index), so the index pays off only while 3 </w:t>
+      </w:r>
+      <w:r>
+        <w:rPr>
+          <w:rFonts w:ascii="Cambria Math" w:cs="Cambria Math" w:eastAsia="Cambria Math" w:hAnsi="Cambria Math"/>
+        </w:rPr>
+        <w:t xml:space="preserve">×</w:t>
+      </w:r>
+      <w:r>
+        <w:t xml:space="preserve"> rows &lt; about 6,085 pages, i.e. for roughly 2,000 rows (1% of the table). This matches the DSC observation that a secondary index on a non-key can be worse than a linear scan (A4 versus A1).</w:t>
       </w:r>
     </w:p>
     <w:p>
@@ -2911,7 +2935,25 @@
         <w:spacing w:after="60"/>
       </w:pPr>
       <w:r>
-        <w:t xml:space="preserve">2.3: one session receives error 1205 ('… was deadlocked on lock resources with another process and has been chosen as the deadlock victim'); its transaction is rolled back, the other commits. Wait-for graph: A → B and B → A.</w:t>
+        <w:t xml:space="preserve">2.3: one session receives error 1205 ('… was deadlocked on lock resources with another process and has been chosen as the deadlock victim'); its transaction is rolled back, the other commits. Wait-for graph: A </w:t>
+      </w:r>
+      <w:r>
+        <w:rPr>
+          <w:rFonts w:ascii="Cambria Math" w:cs="Cambria Math" w:eastAsia="Cambria Math" w:hAnsi="Cambria Math"/>
+        </w:rPr>
+        <w:t xml:space="preserve">→</w:t>
+      </w:r>
+      <w:r>
+        <w:t xml:space="preserve"> B and B </w:t>
+      </w:r>
+      <w:r>
+        <w:rPr>
+          <w:rFonts w:ascii="Cambria Math" w:cs="Cambria Math" w:eastAsia="Cambria Math" w:hAnsi="Cambria Math"/>
+        </w:rPr>
+        <w:t xml:space="preserve">→</w:t>
+      </w:r>
+      <w:r>
+        <w:t xml:space="preserve"> A.</w:t>
       </w:r>
     </w:p>
     <w:p>
@@ -2954,7 +2996,25 @@
         <w:t xml:space="preserve">B(x3) r</w:t>
       </w:r>
       <w:r>
-        <w:t xml:space="preserve">A(x3): edges A → B and B → A form a cycle, so it is not conflict serializable. 2.2(c): A's predicate read and B's insert of a matching tuple conflict on the predicate; tuple-level analysis misses it, which is why DSC §18.4 introduces predicate and index locking. Observations agree with DSC §17.8.</w:t>
+        <w:t xml:space="preserve">A(x3): edges A </w:t>
+      </w:r>
+      <w:r>
+        <w:rPr>
+          <w:rFonts w:ascii="Cambria Math" w:cs="Cambria Math" w:eastAsia="Cambria Math" w:hAnsi="Cambria Math"/>
+        </w:rPr>
+        <w:t xml:space="preserve">→</w:t>
+      </w:r>
+      <w:r>
+        <w:t xml:space="preserve"> B and B </w:t>
+      </w:r>
+      <w:r>
+        <w:rPr>
+          <w:rFonts w:ascii="Cambria Math" w:cs="Cambria Math" w:eastAsia="Cambria Math" w:hAnsi="Cambria Math"/>
+        </w:rPr>
+        <w:t xml:space="preserve">→</w:t>
+      </w:r>
+      <w:r>
+        <w:t xml:space="preserve"> A form a cycle, so it is not conflict serializable. 2.2(c): A's predicate read and B's insert of a matching tuple conflict on the predicate; tuple-level analysis misses it, which is why DSC §18.4 introduces predicate and index locking. Observations agree with DSC §17.8.</w:t>
       </w:r>
     </w:p>
     <w:sectPr>
